--- a/templates/polozhenie_po.docx
+++ b/templates/polozhenie_po.docx
@@ -230,7 +230,6 @@
           <w:caps/>
           <w:sz w:val="28"/>
           <w:szCs w:val="28"/>
-          <w:highlight w:val="lightGray"/>
         </w:rPr>
       </w:pPr>
       <w:r>
@@ -515,7 +514,6 @@
                 <w:b/>
                 <w:sz w:val="24"/>
                 <w:szCs w:val="24"/>
-                <w:highlight w:val="lightGray"/>
               </w:rPr>
             </w:pPr>
             <w:r>
@@ -554,7 +552,6 @@
                 <w:b/>
                 <w:sz w:val="24"/>
                 <w:szCs w:val="24"/>
-                <w:highlight w:val="lightGray"/>
               </w:rPr>
             </w:pPr>
             <w:r>
@@ -709,7 +706,6 @@
           <w:rFonts w:ascii="Times New Roman" w:hAnsi="Times New Roman"/>
           <w:sz w:val="24"/>
           <w:szCs w:val="24"/>
-          <w:highlight w:val="lightGray"/>
         </w:rPr>
       </w:pPr>
     </w:p>
@@ -730,7 +726,6 @@
           <w:rFonts w:ascii="Times New Roman" w:hAnsi="Times New Roman"/>
           <w:sz w:val="24"/>
           <w:szCs w:val="24"/>
-          <w:highlight w:val="lightGray"/>
         </w:rPr>
       </w:pPr>
       <w:r>
@@ -882,7 +877,6 @@
           <w:rFonts w:ascii="Times New Roman" w:hAnsi="Times New Roman"/>
           <w:sz w:val="24"/>
           <w:szCs w:val="24"/>
-          <w:highlight w:val="lightGray"/>
         </w:rPr>
       </w:pPr>
       <w:r>
@@ -935,7 +929,6 @@
           <w:rFonts w:ascii="Times New Roman" w:hAnsi="Times New Roman"/>
           <w:sz w:val="24"/>
           <w:szCs w:val="24"/>
-          <w:highlight w:val="lightGray"/>
         </w:rPr>
       </w:pPr>
       <w:r>
@@ -980,7 +973,6 @@
           <w:rFonts w:ascii="Times New Roman" w:hAnsi="Times New Roman"/>
           <w:sz w:val="24"/>
           <w:szCs w:val="24"/>
-          <w:highlight w:val="lightGray"/>
         </w:rPr>
       </w:pPr>
       <w:r>
@@ -1009,7 +1001,6 @@
           <w:rFonts w:ascii="Times New Roman" w:hAnsi="Times New Roman"/>
           <w:sz w:val="24"/>
           <w:szCs w:val="24"/>
-          <w:highlight w:val="lightGray"/>
         </w:rPr>
       </w:pPr>
       <w:r>
@@ -1038,7 +1029,6 @@
           <w:rFonts w:ascii="Times New Roman" w:hAnsi="Times New Roman"/>
           <w:sz w:val="24"/>
           <w:szCs w:val="24"/>
-          <w:highlight w:val="lightGray"/>
         </w:rPr>
       </w:pPr>
       <w:r>
@@ -1068,7 +1058,6 @@
           <w:rFonts w:ascii="Times New Roman" w:hAnsi="Times New Roman"/>
           <w:sz w:val="24"/>
           <w:szCs w:val="24"/>
-          <w:highlight w:val="lightGray"/>
         </w:rPr>
       </w:pPr>
       <w:r>
@@ -1209,7 +1198,6 @@
           <w:rFonts w:ascii="Times New Roman" w:hAnsi="Times New Roman"/>
           <w:sz w:val="24"/>
           <w:szCs w:val="24"/>
-          <w:highlight w:val="lightGray"/>
         </w:rPr>
       </w:pPr>
       <w:r>
@@ -1294,7 +1282,6 @@
           <w:rFonts w:ascii="Times New Roman" w:hAnsi="Times New Roman"/>
           <w:sz w:val="24"/>
           <w:szCs w:val="24"/>
-          <w:highlight w:val="lightGray"/>
         </w:rPr>
       </w:pPr>
       <w:r>
@@ -1379,7 +1366,6 @@
           <w:rFonts w:ascii="Times New Roman" w:hAnsi="Times New Roman"/>
           <w:sz w:val="24"/>
           <w:szCs w:val="24"/>
-          <w:highlight w:val="lightGray"/>
         </w:rPr>
       </w:pPr>
       <w:r>
@@ -1504,7 +1490,6 @@
           <w:rFonts w:ascii="Times New Roman" w:hAnsi="Times New Roman"/>
           <w:sz w:val="24"/>
           <w:szCs w:val="24"/>
-          <w:highlight w:val="lightGray"/>
         </w:rPr>
       </w:pPr>
       <w:r>
@@ -1549,7 +1534,6 @@
           <w:rFonts w:ascii="Times New Roman" w:hAnsi="Times New Roman"/>
           <w:sz w:val="24"/>
           <w:szCs w:val="24"/>
-          <w:highlight w:val="lightGray"/>
         </w:rPr>
       </w:pPr>
       <w:bookmarkStart w:id="3" w:name="_Toc536210334"/>
@@ -1610,7 +1594,6 @@
           <w:rFonts w:ascii="Times New Roman" w:hAnsi="Times New Roman"/>
           <w:sz w:val="24"/>
           <w:szCs w:val="24"/>
-          <w:highlight w:val="lightGray"/>
         </w:rPr>
       </w:pPr>
       <w:r>
@@ -1655,7 +1638,6 @@
           <w:rFonts w:ascii="Times New Roman" w:hAnsi="Times New Roman"/>
           <w:sz w:val="24"/>
           <w:szCs w:val="24"/>
-          <w:highlight w:val="lightGray"/>
         </w:rPr>
       </w:pPr>
       <w:r>
@@ -1700,7 +1682,6 @@
           <w:rFonts w:ascii="Times New Roman" w:hAnsi="Times New Roman"/>
           <w:sz w:val="24"/>
           <w:szCs w:val="24"/>
-          <w:highlight w:val="lightGray"/>
         </w:rPr>
       </w:pPr>
       <w:r>
@@ -1745,7 +1726,6 @@
           <w:rFonts w:ascii="Times New Roman" w:hAnsi="Times New Roman"/>
           <w:sz w:val="24"/>
           <w:szCs w:val="24"/>
-          <w:highlight w:val="lightGray"/>
         </w:rPr>
       </w:pPr>
       <w:r>
@@ -1774,7 +1754,6 @@
           <w:rFonts w:ascii="Times New Roman" w:hAnsi="Times New Roman"/>
           <w:sz w:val="24"/>
           <w:szCs w:val="24"/>
-          <w:highlight w:val="lightGray"/>
         </w:rPr>
       </w:pPr>
       <w:r>
@@ -1819,7 +1798,6 @@
           <w:rFonts w:ascii="Times New Roman" w:hAnsi="Times New Roman"/>
           <w:sz w:val="24"/>
           <w:szCs w:val="24"/>
-          <w:highlight w:val="lightGray"/>
         </w:rPr>
       </w:pPr>
       <w:r>
@@ -1864,7 +1842,6 @@
           <w:rFonts w:ascii="Times New Roman" w:hAnsi="Times New Roman"/>
           <w:sz w:val="24"/>
           <w:szCs w:val="24"/>
-          <w:highlight w:val="lightGray"/>
         </w:rPr>
       </w:pPr>
       <w:r>
@@ -1893,7 +1870,6 @@
           <w:rFonts w:ascii="Times New Roman" w:hAnsi="Times New Roman"/>
           <w:sz w:val="24"/>
           <w:szCs w:val="24"/>
-          <w:highlight w:val="lightGray"/>
         </w:rPr>
       </w:pPr>
       <w:bookmarkStart w:id="19" w:name="_Toc530052306"/>
@@ -1995,7 +1971,6 @@
           <w:rFonts w:ascii="Times New Roman" w:hAnsi="Times New Roman"/>
           <w:sz w:val="24"/>
           <w:szCs w:val="24"/>
-          <w:highlight w:val="lightGray"/>
         </w:rPr>
       </w:pPr>
       <w:r>
@@ -2080,7 +2055,6 @@
           <w:rFonts w:ascii="Times New Roman" w:hAnsi="Times New Roman"/>
           <w:sz w:val="24"/>
           <w:szCs w:val="24"/>
-          <w:highlight w:val="lightGray"/>
         </w:rPr>
       </w:pPr>
       <w:r>
@@ -2154,22 +2128,17 @@
           <w:bCs/>
           <w:sz w:val="24"/>
           <w:szCs w:val="24"/>
-          <w:highlight w:val="lightGray"/>
         </w:rPr>
       </w:pPr>
     </w:p>
     <w:p>
       <w:pPr>
-        <w:rPr>
-          <w:highlight w:val="lightGray"/>
-        </w:rPr>
+        <w:rPr/>
       </w:pPr>
     </w:p>
     <w:p>
       <w:pPr>
-        <w:rPr>
-          <w:highlight w:val="lightGray"/>
-        </w:rPr>
+        <w:rPr/>
       </w:pPr>
     </w:p>
     <w:tbl>
@@ -2211,7 +2180,6 @@
                 <w:bCs/>
                 <w:sz w:val="24"/>
                 <w:szCs w:val="24"/>
-                <w:highlight w:val="lightGray"/>
               </w:rPr>
             </w:pPr>
             <w:r>
@@ -2241,7 +2209,6 @@
                 <w:b/>
                 <w:sz w:val="24"/>
                 <w:szCs w:val="24"/>
-                <w:highlight w:val="lightGray"/>
               </w:rPr>
             </w:pPr>
             <w:r>
@@ -2395,7 +2362,6 @@
           <w:bCs/>
           <w:sz w:val="24"/>
           <w:szCs w:val="24"/>
-          <w:highlight w:val="lightGray"/>
         </w:rPr>
       </w:pPr>
     </w:p>
@@ -2416,7 +2382,6 @@
           <w:rFonts w:ascii="Times New Roman" w:hAnsi="Times New Roman"/>
           <w:sz w:val="24"/>
           <w:szCs w:val="24"/>
-          <w:highlight w:val="lightGray"/>
         </w:rPr>
       </w:pPr>
       <w:r>
@@ -2493,7 +2458,6 @@
           <w:rFonts w:ascii="Times New Roman" w:hAnsi="Times New Roman"/>
           <w:sz w:val="24"/>
           <w:szCs w:val="24"/>
-          <w:highlight w:val="lightGray"/>
         </w:rPr>
       </w:pPr>
       <w:r>
@@ -2538,7 +2502,6 @@
           <w:rFonts w:ascii="Times New Roman" w:hAnsi="Times New Roman"/>
           <w:sz w:val="24"/>
           <w:szCs w:val="24"/>
-          <w:highlight w:val="lightGray"/>
         </w:rPr>
       </w:pPr>
       <w:r>
@@ -2567,7 +2530,6 @@
           <w:rFonts w:ascii="Times New Roman" w:hAnsi="Times New Roman"/>
           <w:sz w:val="24"/>
           <w:szCs w:val="24"/>
-          <w:highlight w:val="lightGray"/>
         </w:rPr>
       </w:pPr>
       <w:r>
@@ -2644,7 +2606,6 @@
           <w:rFonts w:ascii="Times New Roman" w:hAnsi="Times New Roman"/>
           <w:sz w:val="24"/>
           <w:szCs w:val="24"/>
-          <w:highlight w:val="lightGray"/>
         </w:rPr>
       </w:pPr>
       <w:r>
@@ -2681,7 +2642,6 @@
           <w:rFonts w:ascii="Times New Roman" w:hAnsi="Times New Roman"/>
           <w:sz w:val="24"/>
           <w:szCs w:val="24"/>
-          <w:highlight w:val="lightGray"/>
         </w:rPr>
       </w:pPr>
       <w:r>
@@ -2710,7 +2670,6 @@
           <w:rFonts w:ascii="Times New Roman" w:hAnsi="Times New Roman"/>
           <w:sz w:val="24"/>
           <w:szCs w:val="24"/>
-          <w:highlight w:val="lightGray"/>
         </w:rPr>
       </w:pPr>
       <w:r>
@@ -2739,7 +2698,6 @@
           <w:rFonts w:ascii="Times New Roman" w:hAnsi="Times New Roman"/>
           <w:sz w:val="24"/>
           <w:szCs w:val="24"/>
-          <w:highlight w:val="lightGray"/>
         </w:rPr>
       </w:pPr>
       <w:r>
@@ -2792,7 +2750,6 @@
           <w:rFonts w:ascii="Times New Roman" w:hAnsi="Times New Roman"/>
           <w:sz w:val="24"/>
           <w:szCs w:val="24"/>
-          <w:highlight w:val="lightGray"/>
         </w:rPr>
       </w:pPr>
       <w:r>
@@ -2845,7 +2802,6 @@
           <w:rFonts w:ascii="Times New Roman" w:hAnsi="Times New Roman"/>
           <w:sz w:val="24"/>
           <w:szCs w:val="24"/>
-          <w:highlight w:val="lightGray"/>
         </w:rPr>
       </w:pPr>
       <w:r>
@@ -2882,7 +2838,6 @@
           <w:rFonts w:ascii="Times New Roman" w:hAnsi="Times New Roman"/>
           <w:sz w:val="24"/>
           <w:szCs w:val="24"/>
-          <w:highlight w:val="lightGray"/>
         </w:rPr>
       </w:pPr>
       <w:r>
@@ -2919,7 +2874,6 @@
           <w:rFonts w:ascii="Times New Roman" w:hAnsi="Times New Roman"/>
           <w:sz w:val="24"/>
           <w:szCs w:val="24"/>
-          <w:highlight w:val="lightGray"/>
         </w:rPr>
       </w:pPr>
       <w:r>
@@ -2948,7 +2902,6 @@
           <w:rFonts w:ascii="Times New Roman" w:hAnsi="Times New Roman"/>
           <w:sz w:val="24"/>
           <w:szCs w:val="24"/>
-          <w:highlight w:val="lightGray"/>
         </w:rPr>
       </w:pPr>
       <w:r>
@@ -2977,7 +2930,6 @@
           <w:rFonts w:ascii="Times New Roman" w:hAnsi="Times New Roman"/>
           <w:sz w:val="24"/>
           <w:szCs w:val="24"/>
-          <w:highlight w:val="lightGray"/>
         </w:rPr>
       </w:pPr>
       <w:r>
@@ -3021,7 +2973,6 @@
           <w:rFonts w:ascii="Times New Roman" w:hAnsi="Times New Roman"/>
           <w:sz w:val="24"/>
           <w:szCs w:val="24"/>
-          <w:highlight w:val="lightGray"/>
         </w:rPr>
       </w:pPr>
       <w:r>
@@ -3050,7 +3001,6 @@
           <w:rFonts w:ascii="Times New Roman" w:hAnsi="Times New Roman"/>
           <w:sz w:val="24"/>
           <w:szCs w:val="24"/>
-          <w:highlight w:val="lightGray"/>
         </w:rPr>
       </w:pPr>
       <w:r>
@@ -3079,7 +3029,6 @@
           <w:rFonts w:ascii="Times New Roman" w:hAnsi="Times New Roman"/>
           <w:sz w:val="24"/>
           <w:szCs w:val="24"/>
-          <w:highlight w:val="lightGray"/>
         </w:rPr>
       </w:pPr>
       <w:r>
@@ -3108,7 +3057,6 @@
           <w:rFonts w:ascii="Times New Roman" w:hAnsi="Times New Roman"/>
           <w:sz w:val="24"/>
           <w:szCs w:val="24"/>
-          <w:highlight w:val="lightGray"/>
         </w:rPr>
       </w:pPr>
       <w:r>
@@ -3137,7 +3085,6 @@
           <w:rFonts w:ascii="Times New Roman" w:hAnsi="Times New Roman"/>
           <w:sz w:val="24"/>
           <w:szCs w:val="24"/>
-          <w:highlight w:val="lightGray"/>
         </w:rPr>
       </w:pPr>
       <w:r>
@@ -3160,7 +3107,6 @@
           <w:rFonts w:ascii="Times New Roman" w:hAnsi="Times New Roman"/>
           <w:sz w:val="24"/>
           <w:szCs w:val="24"/>
-          <w:highlight w:val="lightGray"/>
         </w:rPr>
       </w:pPr>
     </w:p>
@@ -3175,7 +3121,6 @@
           <w:rFonts w:ascii="Times New Roman" w:hAnsi="Times New Roman"/>
           <w:sz w:val="24"/>
           <w:szCs w:val="24"/>
-          <w:highlight w:val="lightGray"/>
         </w:rPr>
       </w:pPr>
     </w:p>
@@ -3196,7 +3141,6 @@
           <w:rFonts w:ascii="Times New Roman" w:hAnsi="Times New Roman"/>
           <w:sz w:val="24"/>
           <w:szCs w:val="24"/>
-          <w:highlight w:val="lightGray"/>
         </w:rPr>
       </w:pPr>
       <w:r>
@@ -3241,7 +3185,6 @@
           <w:rFonts w:ascii="Times New Roman" w:hAnsi="Times New Roman"/>
           <w:sz w:val="24"/>
           <w:szCs w:val="24"/>
-          <w:highlight w:val="lightGray"/>
         </w:rPr>
       </w:pPr>
       <w:r>
@@ -3270,7 +3213,6 @@
           <w:rFonts w:ascii="Times New Roman" w:hAnsi="Times New Roman"/>
           <w:sz w:val="24"/>
           <w:szCs w:val="24"/>
-          <w:highlight w:val="lightGray"/>
         </w:rPr>
       </w:pPr>
       <w:r>
@@ -3311,7 +3253,6 @@
           <w:rFonts w:ascii="Times New Roman" w:hAnsi="Times New Roman"/>
           <w:sz w:val="24"/>
           <w:szCs w:val="24"/>
-          <w:highlight w:val="lightGray"/>
         </w:rPr>
       </w:pPr>
     </w:p>
@@ -3354,7 +3295,6 @@
                 <w:bCs/>
                 <w:sz w:val="24"/>
                 <w:szCs w:val="24"/>
-                <w:highlight w:val="lightGray"/>
               </w:rPr>
             </w:pPr>
             <w:r>
@@ -3384,7 +3324,6 @@
                 <w:b/>
                 <w:sz w:val="24"/>
                 <w:szCs w:val="24"/>
-                <w:highlight w:val="lightGray"/>
               </w:rPr>
             </w:pPr>
             <w:r>
@@ -3538,7 +3477,6 @@
           <w:bCs/>
           <w:sz w:val="24"/>
           <w:szCs w:val="24"/>
-          <w:highlight w:val="lightGray"/>
         </w:rPr>
       </w:pPr>
     </w:p>
@@ -3559,7 +3497,6 @@
           <w:rFonts w:ascii="Times New Roman" w:hAnsi="Times New Roman"/>
           <w:sz w:val="24"/>
           <w:szCs w:val="24"/>
-          <w:highlight w:val="lightGray"/>
         </w:rPr>
       </w:pPr>
       <w:r>
@@ -3676,7 +3613,6 @@
           <w:rFonts w:ascii="Times New Roman" w:hAnsi="Times New Roman"/>
           <w:sz w:val="24"/>
           <w:szCs w:val="24"/>
-          <w:highlight w:val="lightGray"/>
         </w:rPr>
       </w:pPr>
       <w:r>
@@ -3701,7 +3637,6 @@
           <w:rFonts w:ascii="Times New Roman" w:hAnsi="Times New Roman"/>
           <w:sz w:val="24"/>
           <w:szCs w:val="24"/>
-          <w:highlight w:val="lightGray"/>
         </w:rPr>
       </w:pPr>
     </w:p>
@@ -3744,7 +3679,6 @@
                 <w:bCs/>
                 <w:sz w:val="24"/>
                 <w:szCs w:val="24"/>
-                <w:highlight w:val="lightGray"/>
               </w:rPr>
             </w:pPr>
             <w:r>
@@ -3774,7 +3708,6 @@
                 <w:b/>
                 <w:sz w:val="24"/>
                 <w:szCs w:val="24"/>
-                <w:highlight w:val="lightGray"/>
               </w:rPr>
             </w:pPr>
             <w:r>
@@ -3930,7 +3863,6 @@
           <w:bCs/>
           <w:sz w:val="24"/>
           <w:szCs w:val="24"/>
-          <w:highlight w:val="lightGray"/>
         </w:rPr>
       </w:pPr>
       <w:r>
@@ -3985,7 +3917,6 @@
           <w:rFonts w:ascii="Times New Roman" w:hAnsi="Times New Roman"/>
           <w:sz w:val="24"/>
           <w:szCs w:val="24"/>
-          <w:highlight w:val="lightGray"/>
         </w:rPr>
       </w:pPr>
       <w:bookmarkStart w:id="20" w:name="_Toc536210386"/>
@@ -4066,7 +3997,6 @@
           <w:rFonts w:ascii="Times New Roman" w:hAnsi="Times New Roman"/>
           <w:sz w:val="24"/>
           <w:szCs w:val="24"/>
-          <w:highlight w:val="lightGray"/>
         </w:rPr>
       </w:pPr>
       <w:r>
@@ -4127,7 +4057,6 @@
           <w:rFonts w:ascii="Times New Roman" w:hAnsi="Times New Roman"/>
           <w:sz w:val="24"/>
           <w:szCs w:val="24"/>
-          <w:highlight w:val="lightGray"/>
         </w:rPr>
       </w:pPr>
       <w:r>
@@ -4172,7 +4101,6 @@
           <w:rFonts w:ascii="Times New Roman" w:hAnsi="Times New Roman"/>
           <w:sz w:val="24"/>
           <w:szCs w:val="24"/>
-          <w:highlight w:val="lightGray"/>
         </w:rPr>
       </w:pPr>
       <w:r>
@@ -4201,7 +4129,6 @@
           <w:rFonts w:ascii="Times New Roman" w:hAnsi="Times New Roman"/>
           <w:sz w:val="24"/>
           <w:szCs w:val="24"/>
-          <w:highlight w:val="lightGray"/>
         </w:rPr>
       </w:pPr>
       <w:r>
@@ -4230,7 +4157,6 @@
           <w:rFonts w:ascii="Times New Roman" w:hAnsi="Times New Roman"/>
           <w:sz w:val="24"/>
           <w:szCs w:val="24"/>
-          <w:highlight w:val="lightGray"/>
         </w:rPr>
       </w:pPr>
       <w:r>
@@ -4275,7 +4201,6 @@
           <w:rFonts w:ascii="Times New Roman" w:hAnsi="Times New Roman"/>
           <w:sz w:val="24"/>
           <w:szCs w:val="24"/>
-          <w:highlight w:val="lightGray"/>
         </w:rPr>
       </w:pPr>
       <w:r>
@@ -4304,7 +4229,6 @@
           <w:rFonts w:ascii="Times New Roman" w:hAnsi="Times New Roman"/>
           <w:sz w:val="24"/>
           <w:szCs w:val="24"/>
-          <w:highlight w:val="lightGray"/>
         </w:rPr>
       </w:pPr>
       <w:r>
@@ -4333,7 +4257,6 @@
           <w:rFonts w:ascii="Times New Roman" w:hAnsi="Times New Roman"/>
           <w:sz w:val="24"/>
           <w:szCs w:val="24"/>
-          <w:highlight w:val="lightGray"/>
         </w:rPr>
       </w:pPr>
       <w:r>
@@ -4386,7 +4309,6 @@
           <w:rFonts w:ascii="Times New Roman" w:hAnsi="Times New Roman"/>
           <w:sz w:val="24"/>
           <w:szCs w:val="24"/>
-          <w:highlight w:val="lightGray"/>
         </w:rPr>
       </w:pPr>
       <w:r>
@@ -4427,7 +4349,6 @@
           <w:rFonts w:ascii="Times New Roman" w:hAnsi="Times New Roman"/>
           <w:sz w:val="24"/>
           <w:szCs w:val="24"/>
-          <w:highlight w:val="lightGray"/>
         </w:rPr>
       </w:pPr>
       <w:r>
@@ -4478,7 +4399,6 @@
                 <w:bCs/>
                 <w:sz w:val="24"/>
                 <w:szCs w:val="24"/>
-                <w:highlight w:val="lightGray"/>
               </w:rPr>
             </w:pPr>
             <w:r>
@@ -4509,7 +4429,6 @@
                 <w:b/>
                 <w:sz w:val="24"/>
                 <w:szCs w:val="24"/>
-                <w:highlight w:val="lightGray"/>
               </w:rPr>
             </w:pPr>
             <w:r>
@@ -4663,7 +4582,6 @@
           <w:rFonts w:ascii="Times New Roman" w:hAnsi="Times New Roman"/>
           <w:sz w:val="24"/>
           <w:szCs w:val="24"/>
-          <w:highlight w:val="lightGray"/>
         </w:rPr>
       </w:pPr>
     </w:p>
@@ -4683,7 +4601,6 @@
           <w:rFonts w:ascii="Times New Roman" w:hAnsi="Times New Roman"/>
           <w:sz w:val="24"/>
           <w:szCs w:val="24"/>
-          <w:highlight w:val="lightGray"/>
         </w:rPr>
       </w:pPr>
       <w:r>
@@ -4744,7 +4661,6 @@
           <w:rFonts w:ascii="Times New Roman" w:hAnsi="Times New Roman"/>
           <w:sz w:val="24"/>
           <w:szCs w:val="24"/>
-          <w:highlight w:val="lightGray"/>
         </w:rPr>
       </w:pPr>
       <w:r>
@@ -4821,7 +4737,6 @@
           <w:rFonts w:ascii="Times New Roman" w:hAnsi="Times New Roman"/>
           <w:sz w:val="24"/>
           <w:szCs w:val="24"/>
-          <w:highlight w:val="lightGray"/>
         </w:rPr>
       </w:pPr>
       <w:r>
@@ -4850,7 +4765,6 @@
           <w:rFonts w:ascii="Times New Roman" w:hAnsi="Times New Roman"/>
           <w:sz w:val="24"/>
           <w:szCs w:val="24"/>
-          <w:highlight w:val="lightGray"/>
         </w:rPr>
       </w:pPr>
       <w:r>
@@ -4879,7 +4793,6 @@
           <w:rFonts w:ascii="Times New Roman" w:hAnsi="Times New Roman"/>
           <w:sz w:val="24"/>
           <w:szCs w:val="24"/>
-          <w:highlight w:val="lightGray"/>
         </w:rPr>
       </w:pPr>
       <w:r>
@@ -4908,7 +4821,6 @@
           <w:rFonts w:ascii="Times New Roman" w:hAnsi="Times New Roman"/>
           <w:sz w:val="24"/>
           <w:szCs w:val="24"/>
-          <w:highlight w:val="lightGray"/>
         </w:rPr>
       </w:pPr>
       <w:r>
@@ -4937,7 +4849,6 @@
           <w:rFonts w:ascii="Times New Roman" w:hAnsi="Times New Roman"/>
           <w:sz w:val="24"/>
           <w:szCs w:val="24"/>
-          <w:highlight w:val="lightGray"/>
         </w:rPr>
       </w:pPr>
       <w:r>
@@ -4966,7 +4877,6 @@
           <w:rFonts w:ascii="Times New Roman" w:hAnsi="Times New Roman"/>
           <w:sz w:val="24"/>
           <w:szCs w:val="24"/>
-          <w:highlight w:val="lightGray"/>
         </w:rPr>
       </w:pPr>
       <w:r>
@@ -5003,7 +4913,6 @@
           <w:rFonts w:ascii="Times New Roman" w:hAnsi="Times New Roman"/>
           <w:sz w:val="24"/>
           <w:szCs w:val="24"/>
-          <w:highlight w:val="lightGray"/>
         </w:rPr>
       </w:pPr>
       <w:r>
@@ -5032,7 +4941,6 @@
           <w:rFonts w:ascii="Times New Roman" w:hAnsi="Times New Roman"/>
           <w:sz w:val="24"/>
           <w:szCs w:val="24"/>
-          <w:highlight w:val="lightGray"/>
         </w:rPr>
       </w:pPr>
       <w:r>
@@ -5061,7 +4969,6 @@
           <w:rFonts w:ascii="Times New Roman" w:hAnsi="Times New Roman"/>
           <w:sz w:val="24"/>
           <w:szCs w:val="24"/>
-          <w:highlight w:val="lightGray"/>
         </w:rPr>
       </w:pPr>
       <w:r>
@@ -5089,7 +4996,6 @@
           <w:b/>
           <w:sz w:val="24"/>
           <w:szCs w:val="24"/>
-          <w:highlight w:val="lightGray"/>
         </w:rPr>
       </w:pPr>
     </w:p>
@@ -5101,7 +5007,6 @@
           <w:b/>
           <w:sz w:val="24"/>
           <w:szCs w:val="24"/>
-          <w:highlight w:val="lightGray"/>
         </w:rPr>
       </w:pPr>
     </w:p>
@@ -5137,7 +5042,6 @@
                 <w:b/>
                 <w:sz w:val="24"/>
                 <w:szCs w:val="24"/>
-                <w:highlight w:val="lightGray"/>
               </w:rPr>
             </w:pPr>
             <w:r>
@@ -5156,7 +5060,6 @@
                 <w:rFonts w:ascii="Times New Roman" w:eastAsia="Calibri" w:hAnsi="Times New Roman"/>
                 <w:sz w:val="24"/>
                 <w:szCs w:val="24"/>
-                <w:highlight w:val="lightGray"/>
               </w:rPr>
             </w:pPr>
             <w:r>
@@ -5180,7 +5083,6 @@
                 <w:b/>
                 <w:sz w:val="24"/>
                 <w:szCs w:val="24"/>
-                <w:highlight w:val="lightGray"/>
               </w:rPr>
             </w:pPr>
           </w:p>
@@ -5196,7 +5098,6 @@
                 <w:b/>
                 <w:sz w:val="24"/>
                 <w:szCs w:val="24"/>
-                <w:highlight w:val="lightGray"/>
               </w:rPr>
             </w:pPr>
           </w:p>
@@ -5212,7 +5113,6 @@
                 <w:b/>
                 <w:sz w:val="24"/>
                 <w:szCs w:val="24"/>
-                <w:highlight w:val="lightGray"/>
               </w:rPr>
             </w:pPr>
           </w:p>
@@ -5230,7 +5130,6 @@
                 <w:b/>
                 <w:sz w:val="24"/>
                 <w:szCs w:val="24"/>
-                <w:highlight w:val="lightGray"/>
               </w:rPr>
             </w:pPr>
           </w:p>
@@ -5249,7 +5148,6 @@
                 <w:b/>
                 <w:sz w:val="24"/>
                 <w:szCs w:val="24"/>
-                <w:highlight w:val="lightGray"/>
               </w:rPr>
             </w:pPr>
           </w:p>
@@ -5265,7 +5163,6 @@
                 <w:b/>
                 <w:sz w:val="24"/>
                 <w:szCs w:val="24"/>
-                <w:highlight w:val="lightGray"/>
               </w:rPr>
             </w:pPr>
           </w:p>
@@ -5284,7 +5181,6 @@
                 <w:b/>
                 <w:sz w:val="24"/>
                 <w:szCs w:val="24"/>
-                <w:highlight w:val="lightGray"/>
               </w:rPr>
             </w:pPr>
           </w:p>
@@ -5305,7 +5201,6 @@
                 <w:iCs/>
                 <w:sz w:val="20"/>
                 <w:szCs w:val="20"/>
-                <w:highlight w:val="lightGray"/>
               </w:rPr>
             </w:pPr>
           </w:p>
@@ -5327,7 +5222,6 @@
                 <w:iCs/>
                 <w:sz w:val="20"/>
                 <w:szCs w:val="20"/>
-                <w:highlight w:val="lightGray"/>
               </w:rPr>
             </w:pPr>
             <w:r>
@@ -5357,7 +5251,6 @@
                 <w:iCs/>
                 <w:sz w:val="20"/>
                 <w:szCs w:val="20"/>
-                <w:highlight w:val="lightGray"/>
               </w:rPr>
             </w:pPr>
           </w:p>
@@ -5379,7 +5272,6 @@
                 <w:iCs/>
                 <w:sz w:val="20"/>
                 <w:szCs w:val="20"/>
-                <w:highlight w:val="lightGray"/>
               </w:rPr>
             </w:pPr>
             <w:r>
@@ -5401,50 +5293,37 @@
       <w:pPr>
         <w:rPr>
           <w:rFonts w:eastAsia="Calibri"/>
-          <w:highlight w:val="lightGray"/>
         </w:rPr>
       </w:pPr>
     </w:p>
     <w:p>
       <w:pPr>
-        <w:rPr>
-          <w:highlight w:val="lightGray"/>
-        </w:rPr>
+        <w:rPr/>
       </w:pPr>
     </w:p>
     <w:p>
       <w:pPr>
-        <w:rPr>
-          <w:highlight w:val="lightGray"/>
-        </w:rPr>
+        <w:rPr/>
       </w:pPr>
     </w:p>
     <w:p>
       <w:pPr>
-        <w:rPr>
-          <w:highlight w:val="lightGray"/>
-        </w:rPr>
+        <w:rPr/>
       </w:pPr>
     </w:p>
     <w:p>
       <w:pPr>
-        <w:rPr>
-          <w:highlight w:val="lightGray"/>
-        </w:rPr>
+        <w:rPr/>
       </w:pPr>
     </w:p>
     <w:p>
       <w:pPr>
-        <w:rPr>
-          <w:highlight w:val="lightGray"/>
-        </w:rPr>
+        <w:rPr/>
       </w:pPr>
     </w:p>
     <w:p>
       <w:pPr>
-        <w:rPr>
-          <w:highlight w:val="lightGray"/>
-        </w:rPr>
+        <w:rPr/>
         <w:sectPr>
           <w:headerReference w:type="default" r:id="rId11"/>
           <w:footerReference w:type="default" r:id="rId12"/>
@@ -5526,7 +5405,6 @@
         <w:tc>
           <w:tcPr>
             <w:tcW w:w="817" w:type="dxa"/>
-            <w:shd w:val="clear" w:color="auto" w:fill="F2F2F2" w:themeFill="background1" w:themeFillShade="F2"/>
             <w:vAlign w:val="center"/>
           </w:tcPr>
           <w:p>
@@ -5560,7 +5438,6 @@
         <w:tc>
           <w:tcPr>
             <w:tcW w:w="4820" w:type="dxa"/>
-            <w:shd w:val="clear" w:color="auto" w:fill="F2F2F2" w:themeFill="background1" w:themeFillShade="F2"/>
             <w:vAlign w:val="center"/>
           </w:tcPr>
           <w:p>
@@ -5594,7 +5471,6 @@
         <w:tc>
           <w:tcPr>
             <w:tcW w:w="1984" w:type="dxa"/>
-            <w:shd w:val="clear" w:color="auto" w:fill="F2F2F2" w:themeFill="background1" w:themeFillShade="F2"/>
             <w:vAlign w:val="center"/>
           </w:tcPr>
           <w:p>
@@ -5628,7 +5504,6 @@
         <w:tc>
           <w:tcPr>
             <w:tcW w:w="1950" w:type="dxa"/>
-            <w:shd w:val="clear" w:color="auto" w:fill="F2F2F2" w:themeFill="background1" w:themeFillShade="F2"/>
             <w:vAlign w:val="center"/>
           </w:tcPr>
           <w:p>
